--- a/data/revised_2026-10_full/outputs/v2/Chemistry/SS2.1_Introduction_to_Salts/Chemistry_Introduction_to_Salts_CBE_LessonSequence.docx
+++ b/data/revised_2026-10_full/outputs/v2/Chemistry/SS2.1_Introduction_to_Salts/Chemistry_Introduction_to_Salts_CBE_LessonSequence.docx
@@ -2238,7 +2238,7 @@
         </w:rPr>
         <w:t xml:space="preserve">© 2026 SeaVuria and ARES. This work is licensed under a </w:t>
       </w:r>
-      <w:hyperlink w:history="1" r:id="rIdbnkwvtpj8ouqqcphacs2q">
+      <w:hyperlink w:history="1" r:id="rId9worv2buueyr5vlraf7ir">
         <w:r>
           <w:rPr>
             <w:rFonts w:ascii="Arial" w:cs="Arial" w:eastAsia="Arial" w:hAnsi="Arial"/>
@@ -2258,7 +2258,7 @@
         </w:rPr>
         <w:t xml:space="preserve"> (</w:t>
       </w:r>
-      <w:hyperlink w:history="1" r:id="rIdyv4ptgv-gtuuhkxeughlt">
+      <w:hyperlink w:history="1" r:id="rIdrs4hhhpqht6oyi5lw2kci">
         <w:r>
           <w:rPr>
             <w:rFonts w:ascii="Arial" w:cs="Arial" w:eastAsia="Arial" w:hAnsi="Arial"/>
@@ -2278,7 +2278,7 @@
         </w:rPr>
         <w:t xml:space="preserve">). To view a copy of this license, visit </w:t>
       </w:r>
-      <w:hyperlink w:history="1" r:id="rIdszb4fuvo3btgwhzgz5swj">
+      <w:hyperlink w:history="1" r:id="rIdver2oa3wszet_xz0sd1gr">
         <w:r>
           <w:rPr>
             <w:rFonts w:ascii="Arial" w:cs="Arial" w:eastAsia="Arial" w:hAnsi="Arial"/>
@@ -3317,7 +3317,7 @@
             <w:pPr>
               <w:spacing w:after="20" w:before="0"/>
             </w:pPr>
-            <w:hyperlink w:history="1" r:id="rIdxzjwualqvpjhitr7nwb2k">
+            <w:hyperlink w:history="1" r:id="rIdzf20ttbwis7hhlzntejew">
               <w:r>
                 <w:rPr>
                   <w:rFonts w:ascii="Arial" w:cs="Arial" w:eastAsia="Arial" w:hAnsi="Arial"/>
@@ -3366,7 +3366,7 @@
               <w:spacing w:after="10" w:before="0"/>
               <w:ind w:left="120"/>
             </w:pPr>
-            <w:hyperlink w:history="1" r:id="rIdvidzpxmbh1sr5pawiqyjk">
+            <w:hyperlink w:history="1" r:id="rIdwulvabivh8vanj-155qxl">
               <w:r>
                 <w:rPr>
                   <w:rFonts w:ascii="Arial" w:cs="Arial" w:eastAsia="Arial" w:hAnsi="Arial"/>
@@ -3411,7 +3411,7 @@
             <w:pPr>
               <w:spacing w:after="20" w:before="0"/>
             </w:pPr>
-            <w:hyperlink w:history="1" r:id="rIdxcjy7tt_07zfn6af-hn6s">
+            <w:hyperlink w:history="1" r:id="rIdmc4lnqz3gd7eifh4z-giz">
               <w:r>
                 <w:rPr>
                   <w:rFonts w:ascii="Arial" w:cs="Arial" w:eastAsia="Arial" w:hAnsi="Arial"/>
@@ -3460,7 +3460,7 @@
               <w:spacing w:after="10" w:before="0"/>
               <w:ind w:left="120"/>
             </w:pPr>
-            <w:hyperlink w:history="1" r:id="rId0gh7gz7c5a_kvbadf4t0t">
+            <w:hyperlink w:history="1" r:id="rIdsmzcemvojcjm_nad9kgej">
               <w:r>
                 <w:rPr>
                   <w:rFonts w:ascii="Arial" w:cs="Arial" w:eastAsia="Arial" w:hAnsi="Arial"/>
@@ -3660,7 +3660,7 @@
             <w:pPr>
               <w:spacing w:after="20" w:before="0"/>
             </w:pPr>
-            <w:hyperlink w:history="1" r:id="rIdametpg06brf5khmkpppnp">
+            <w:hyperlink w:history="1" r:id="rIdvc8zeteqkcmyb8ws4e-td">
               <w:r>
                 <w:rPr>
                   <w:rFonts w:ascii="Arial" w:cs="Arial" w:eastAsia="Arial" w:hAnsi="Arial"/>
@@ -3709,7 +3709,7 @@
               <w:spacing w:after="10" w:before="0"/>
               <w:ind w:left="120"/>
             </w:pPr>
-            <w:hyperlink w:history="1" r:id="rIdogtimzgn9yjlwlntopyj9">
+            <w:hyperlink w:history="1" r:id="rIdxgbm-brbl6z2pnd1ftp56">
               <w:r>
                 <w:rPr>
                   <w:rFonts w:ascii="Arial" w:cs="Arial" w:eastAsia="Arial" w:hAnsi="Arial"/>
@@ -3754,7 +3754,7 @@
             <w:pPr>
               <w:spacing w:after="20" w:before="0"/>
             </w:pPr>
-            <w:hyperlink w:history="1" r:id="rIdhvj7ig-3cf69tofle61vt">
+            <w:hyperlink w:history="1" r:id="rIdvizsw2u9o2x3we73jxzrr">
               <w:r>
                 <w:rPr>
                   <w:rFonts w:ascii="Arial" w:cs="Arial" w:eastAsia="Arial" w:hAnsi="Arial"/>
@@ -3803,7 +3803,7 @@
               <w:spacing w:after="10" w:before="0"/>
               <w:ind w:left="120"/>
             </w:pPr>
-            <w:hyperlink w:history="1" r:id="rIdxperxpjcrv-doqwo064rp">
+            <w:hyperlink w:history="1" r:id="rIdde5eul6xhngvwfl7emjyn">
               <w:r>
                 <w:rPr>
                   <w:rFonts w:ascii="Arial" w:cs="Arial" w:eastAsia="Arial" w:hAnsi="Arial"/>
@@ -4003,7 +4003,7 @@
             <w:pPr>
               <w:spacing w:after="20" w:before="0"/>
             </w:pPr>
-            <w:hyperlink w:history="1" r:id="rIdotldtrfxucui8powehpdh">
+            <w:hyperlink w:history="1" r:id="rIdp2onzhdgrmcq8xxwnd7zd">
               <w:r>
                 <w:rPr>
                   <w:rFonts w:ascii="Arial" w:cs="Arial" w:eastAsia="Arial" w:hAnsi="Arial"/>
@@ -4052,7 +4052,7 @@
               <w:spacing w:after="10" w:before="0"/>
               <w:ind w:left="120"/>
             </w:pPr>
-            <w:hyperlink w:history="1" r:id="rIdflzx2ut3noduu2uytbfpl">
+            <w:hyperlink w:history="1" r:id="rIdjf_vnifqb6gdy7mvtcu6p">
               <w:r>
                 <w:rPr>
                   <w:rFonts w:ascii="Arial" w:cs="Arial" w:eastAsia="Arial" w:hAnsi="Arial"/>
@@ -4097,7 +4097,7 @@
             <w:pPr>
               <w:spacing w:after="20" w:before="0"/>
             </w:pPr>
-            <w:hyperlink w:history="1" r:id="rIdsxjf78rhavarffsn19cop">
+            <w:hyperlink w:history="1" r:id="rIdbpym5znxq6y3jwaqhqltw">
               <w:r>
                 <w:rPr>
                   <w:rFonts w:ascii="Arial" w:cs="Arial" w:eastAsia="Arial" w:hAnsi="Arial"/>
@@ -4146,7 +4146,7 @@
               <w:spacing w:after="10" w:before="0"/>
               <w:ind w:left="120"/>
             </w:pPr>
-            <w:hyperlink w:history="1" r:id="rId4t_fhlp1pnvtpy595xgmh">
+            <w:hyperlink w:history="1" r:id="rIdy6u_neser4ycybue69v3p">
               <w:r>
                 <w:rPr>
                   <w:rFonts w:ascii="Arial" w:cs="Arial" w:eastAsia="Arial" w:hAnsi="Arial"/>
@@ -4346,7 +4346,7 @@
             <w:pPr>
               <w:spacing w:after="20" w:before="0"/>
             </w:pPr>
-            <w:hyperlink w:history="1" r:id="rId-dt_zuh8mny-m_f0e-nbh">
+            <w:hyperlink w:history="1" r:id="rIda0_r9ltg563qmm4dbpcaq">
               <w:r>
                 <w:rPr>
                   <w:rFonts w:ascii="Arial" w:cs="Arial" w:eastAsia="Arial" w:hAnsi="Arial"/>
@@ -4395,7 +4395,7 @@
               <w:spacing w:after="10" w:before="0"/>
               <w:ind w:left="120"/>
             </w:pPr>
-            <w:hyperlink w:history="1" r:id="rIdvvnnvtvwdbgvoepjnbksb">
+            <w:hyperlink w:history="1" r:id="rIdgl3u20giq2uetaj-qzcc0">
               <w:r>
                 <w:rPr>
                   <w:rFonts w:ascii="Arial" w:cs="Arial" w:eastAsia="Arial" w:hAnsi="Arial"/>
@@ -4440,7 +4440,7 @@
             <w:pPr>
               <w:spacing w:after="20" w:before="0"/>
             </w:pPr>
-            <w:hyperlink w:history="1" r:id="rId7ol3ae-4cc1hljtsnm2sf">
+            <w:hyperlink w:history="1" r:id="rIdzypahvj0z3xqm55cnghcs">
               <w:r>
                 <w:rPr>
                   <w:rFonts w:ascii="Arial" w:cs="Arial" w:eastAsia="Arial" w:hAnsi="Arial"/>
@@ -4489,7 +4489,7 @@
               <w:spacing w:after="10" w:before="0"/>
               <w:ind w:left="120"/>
             </w:pPr>
-            <w:hyperlink w:history="1" r:id="rIdbebrvawgq7kxd6yxggylu">
+            <w:hyperlink w:history="1" r:id="rIdqedsz8ijmxysoku-uolc6">
               <w:r>
                 <w:rPr>
                   <w:rFonts w:ascii="Arial" w:cs="Arial" w:eastAsia="Arial" w:hAnsi="Arial"/>
@@ -4689,7 +4689,7 @@
             <w:pPr>
               <w:spacing w:after="20" w:before="0"/>
             </w:pPr>
-            <w:hyperlink w:history="1" r:id="rIdiyjwwm46gloqcoov_uuoz">
+            <w:hyperlink w:history="1" r:id="rId37lutxk5lxagxndjiyvsk">
               <w:r>
                 <w:rPr>
                   <w:rFonts w:ascii="Arial" w:cs="Arial" w:eastAsia="Arial" w:hAnsi="Arial"/>
@@ -4738,7 +4738,7 @@
               <w:spacing w:after="10" w:before="0"/>
               <w:ind w:left="120"/>
             </w:pPr>
-            <w:hyperlink w:history="1" r:id="rIdeuva4coz-3dbpaofbnuxo">
+            <w:hyperlink w:history="1" r:id="rIdzzrq_t9gims9v1ewourii">
               <w:r>
                 <w:rPr>
                   <w:rFonts w:ascii="Arial" w:cs="Arial" w:eastAsia="Arial" w:hAnsi="Arial"/>
@@ -4783,7 +4783,7 @@
             <w:pPr>
               <w:spacing w:after="20" w:before="0"/>
             </w:pPr>
-            <w:hyperlink w:history="1" r:id="rIdfvhpq9nvalv41mp0esdnj">
+            <w:hyperlink w:history="1" r:id="rIdm6fhcgpa-dqwt3lu1yveu">
               <w:r>
                 <w:rPr>
                   <w:rFonts w:ascii="Arial" w:cs="Arial" w:eastAsia="Arial" w:hAnsi="Arial"/>
@@ -4832,7 +4832,7 @@
               <w:spacing w:after="10" w:before="0"/>
               <w:ind w:left="120"/>
             </w:pPr>
-            <w:hyperlink w:history="1" r:id="rIdez-ciaqt4la02dkmqliog">
+            <w:hyperlink w:history="1" r:id="rId2qtxbpaamkilonlofgvif">
               <w:r>
                 <w:rPr>
                   <w:rFonts w:ascii="Arial" w:cs="Arial" w:eastAsia="Arial" w:hAnsi="Arial"/>
@@ -5477,7 +5477,7 @@
         </w:rPr>
         <w:t xml:space="preserve">© 2026 SeaVuria and ARES. Aligned with KICD objectives. Developed by SeaVuria; technical implementation by ARES (with AI assistance from Claude). Licensed under </w:t>
       </w:r>
-      <w:hyperlink w:history="1" r:id="rIdreznn0p1-tvugu1zyhprv">
+      <w:hyperlink w:history="1" r:id="rIdpj_5eyl6snebkeyvipgvk">
         <w:r>
           <w:rPr>
             <w:rFonts w:ascii="Arial" w:cs="Arial" w:eastAsia="Arial" w:hAnsi="Arial"/>
@@ -5498,7 +5498,7 @@
         </w:rPr>
         <w:t xml:space="preserve"> (</w:t>
       </w:r>
-      <w:hyperlink w:history="1" r:id="rIdnbzmwa1xx88patn4gj8hu">
+      <w:hyperlink w:history="1" r:id="rIdq-qcatccyuojhqqx-zpxa">
         <w:r>
           <w:rPr>
             <w:rFonts w:ascii="Arial" w:cs="Arial" w:eastAsia="Arial" w:hAnsi="Arial"/>
@@ -6538,7 +6538,7 @@
             <w:pPr>
               <w:spacing w:after="20" w:before="0"/>
             </w:pPr>
-            <w:hyperlink w:history="1" r:id="rIdshsx_bgwxrjcjkgr3-anv">
+            <w:hyperlink w:history="1" r:id="rIdyrmvz4tbwu4hyilp7bdt3">
               <w:r>
                 <w:rPr>
                   <w:rFonts w:ascii="Arial" w:cs="Arial" w:eastAsia="Arial" w:hAnsi="Arial"/>
@@ -6587,7 +6587,7 @@
               <w:spacing w:after="10" w:before="0"/>
               <w:ind w:left="120"/>
             </w:pPr>
-            <w:hyperlink w:history="1" r:id="rIdlcntjhbvk5ogg2wet84iw">
+            <w:hyperlink w:history="1" r:id="rIdma9nd2e6g7rr7tefswpq7">
               <w:r>
                 <w:rPr>
                   <w:rFonts w:ascii="Arial" w:cs="Arial" w:eastAsia="Arial" w:hAnsi="Arial"/>
@@ -6632,7 +6632,7 @@
             <w:pPr>
               <w:spacing w:after="20" w:before="0"/>
             </w:pPr>
-            <w:hyperlink w:history="1" r:id="rId7fhe5ktttx0u9c34m8cd6">
+            <w:hyperlink w:history="1" r:id="rIdvzyheeeb6qcc0cz-ra4mh">
               <w:r>
                 <w:rPr>
                   <w:rFonts w:ascii="Arial" w:cs="Arial" w:eastAsia="Arial" w:hAnsi="Arial"/>
@@ -6681,7 +6681,7 @@
               <w:spacing w:after="10" w:before="0"/>
               <w:ind w:left="120"/>
             </w:pPr>
-            <w:hyperlink w:history="1" r:id="rIdqgdndmytwtd_g5vxiphat">
+            <w:hyperlink w:history="1" r:id="rIdzhnxjy5alvqu2p6kmlqac">
               <w:r>
                 <w:rPr>
                   <w:rFonts w:ascii="Arial" w:cs="Arial" w:eastAsia="Arial" w:hAnsi="Arial"/>
@@ -6881,7 +6881,7 @@
             <w:pPr>
               <w:spacing w:after="20" w:before="0"/>
             </w:pPr>
-            <w:hyperlink w:history="1" r:id="rIdog7j-ba-fqj-9yf22xell">
+            <w:hyperlink w:history="1" r:id="rId154hilcvp-xegm0jwyxgf">
               <w:r>
                 <w:rPr>
                   <w:rFonts w:ascii="Arial" w:cs="Arial" w:eastAsia="Arial" w:hAnsi="Arial"/>
@@ -6930,7 +6930,7 @@
               <w:spacing w:after="10" w:before="0"/>
               <w:ind w:left="120"/>
             </w:pPr>
-            <w:hyperlink w:history="1" r:id="rIdwdw-u-fnekxmiqiprpmu3">
+            <w:hyperlink w:history="1" r:id="rIdgivkv6-evxsxgp_xn7yq-">
               <w:r>
                 <w:rPr>
                   <w:rFonts w:ascii="Arial" w:cs="Arial" w:eastAsia="Arial" w:hAnsi="Arial"/>
@@ -6975,7 +6975,7 @@
             <w:pPr>
               <w:spacing w:after="20" w:before="0"/>
             </w:pPr>
-            <w:hyperlink w:history="1" r:id="rIdxj0-xsraffiza7k1yjgsm">
+            <w:hyperlink w:history="1" r:id="rIdfrss8jic2pjjwwkepoyhi">
               <w:r>
                 <w:rPr>
                   <w:rFonts w:ascii="Arial" w:cs="Arial" w:eastAsia="Arial" w:hAnsi="Arial"/>
@@ -7024,7 +7024,7 @@
               <w:spacing w:after="10" w:before="0"/>
               <w:ind w:left="120"/>
             </w:pPr>
-            <w:hyperlink w:history="1" r:id="rIdby5hiqgj0swzuvht3w2fu">
+            <w:hyperlink w:history="1" r:id="rIdtqjm14qag1lgalhl4jbwb">
               <w:r>
                 <w:rPr>
                   <w:rFonts w:ascii="Arial" w:cs="Arial" w:eastAsia="Arial" w:hAnsi="Arial"/>
@@ -7224,7 +7224,7 @@
             <w:pPr>
               <w:spacing w:after="20" w:before="0"/>
             </w:pPr>
-            <w:hyperlink w:history="1" r:id="rIdbz_rz48ethqhndq83nlt-">
+            <w:hyperlink w:history="1" r:id="rIdrjeubz-jilgialpmhigmr">
               <w:r>
                 <w:rPr>
                   <w:rFonts w:ascii="Arial" w:cs="Arial" w:eastAsia="Arial" w:hAnsi="Arial"/>
@@ -7273,7 +7273,7 @@
               <w:spacing w:after="10" w:before="0"/>
               <w:ind w:left="120"/>
             </w:pPr>
-            <w:hyperlink w:history="1" r:id="rIdbny--sbfm55c2ugkfnd5-">
+            <w:hyperlink w:history="1" r:id="rId0aj9kjd_7vjbiiyd5f0br">
               <w:r>
                 <w:rPr>
                   <w:rFonts w:ascii="Arial" w:cs="Arial" w:eastAsia="Arial" w:hAnsi="Arial"/>
@@ -7318,7 +7318,7 @@
             <w:pPr>
               <w:spacing w:after="20" w:before="0"/>
             </w:pPr>
-            <w:hyperlink w:history="1" r:id="rIdjbgzmxe6lcb5jpbt6fand">
+            <w:hyperlink w:history="1" r:id="rIdapzmvfsv1lnbbu5lcuxz1">
               <w:r>
                 <w:rPr>
                   <w:rFonts w:ascii="Arial" w:cs="Arial" w:eastAsia="Arial" w:hAnsi="Arial"/>
@@ -7367,7 +7367,7 @@
               <w:spacing w:after="10" w:before="0"/>
               <w:ind w:left="120"/>
             </w:pPr>
-            <w:hyperlink w:history="1" r:id="rIdyk9_deiite44chtzt0u3e">
+            <w:hyperlink w:history="1" r:id="rId2rm9starmioumso7pixnm">
               <w:r>
                 <w:rPr>
                   <w:rFonts w:ascii="Arial" w:cs="Arial" w:eastAsia="Arial" w:hAnsi="Arial"/>
@@ -7567,7 +7567,7 @@
             <w:pPr>
               <w:spacing w:after="20" w:before="0"/>
             </w:pPr>
-            <w:hyperlink w:history="1" r:id="rIdydpumcxrlziunz96_vvze">
+            <w:hyperlink w:history="1" r:id="rId4qa-phceccsyprookxii9">
               <w:r>
                 <w:rPr>
                   <w:rFonts w:ascii="Arial" w:cs="Arial" w:eastAsia="Arial" w:hAnsi="Arial"/>
@@ -7616,7 +7616,7 @@
               <w:spacing w:after="10" w:before="0"/>
               <w:ind w:left="120"/>
             </w:pPr>
-            <w:hyperlink w:history="1" r:id="rId_lxg26tio-jmjywkrzclx">
+            <w:hyperlink w:history="1" r:id="rId7txcyzxfgtmgiftucyvbz">
               <w:r>
                 <w:rPr>
                   <w:rFonts w:ascii="Arial" w:cs="Arial" w:eastAsia="Arial" w:hAnsi="Arial"/>
@@ -7661,7 +7661,7 @@
             <w:pPr>
               <w:spacing w:after="20" w:before="0"/>
             </w:pPr>
-            <w:hyperlink w:history="1" r:id="rId6cb5pay_9vyndltivvxzm">
+            <w:hyperlink w:history="1" r:id="rIdgoiqnafjnathv8yvtupaz">
               <w:r>
                 <w:rPr>
                   <w:rFonts w:ascii="Arial" w:cs="Arial" w:eastAsia="Arial" w:hAnsi="Arial"/>
@@ -7710,7 +7710,7 @@
               <w:spacing w:after="10" w:before="0"/>
               <w:ind w:left="120"/>
             </w:pPr>
-            <w:hyperlink w:history="1" r:id="rIdkesj8fm_ccnoyv3mmovma">
+            <w:hyperlink w:history="1" r:id="rIdc44w8xjmtwu55dbec3b-q">
               <w:r>
                 <w:rPr>
                   <w:rFonts w:ascii="Arial" w:cs="Arial" w:eastAsia="Arial" w:hAnsi="Arial"/>
@@ -7910,7 +7910,7 @@
             <w:pPr>
               <w:spacing w:after="20" w:before="0"/>
             </w:pPr>
-            <w:hyperlink w:history="1" r:id="rIdtmukptaxhr4yl9fqgmvp5">
+            <w:hyperlink w:history="1" r:id="rIdevnycueob21bmntvvq-qv">
               <w:r>
                 <w:rPr>
                   <w:rFonts w:ascii="Arial" w:cs="Arial" w:eastAsia="Arial" w:hAnsi="Arial"/>
@@ -7959,7 +7959,7 @@
               <w:spacing w:after="10" w:before="0"/>
               <w:ind w:left="120"/>
             </w:pPr>
-            <w:hyperlink w:history="1" r:id="rIdhrc2futi72qpzidfzo4zt">
+            <w:hyperlink w:history="1" r:id="rIdnmsz6ru3pmd1om1_oxlo6">
               <w:r>
                 <w:rPr>
                   <w:rFonts w:ascii="Arial" w:cs="Arial" w:eastAsia="Arial" w:hAnsi="Arial"/>
@@ -8004,7 +8004,7 @@
             <w:pPr>
               <w:spacing w:after="20" w:before="0"/>
             </w:pPr>
-            <w:hyperlink w:history="1" r:id="rId9ilq3ibygw9zsntqwszqz">
+            <w:hyperlink w:history="1" r:id="rIdlmx00db1seqms-xbulmct">
               <w:r>
                 <w:rPr>
                   <w:rFonts w:ascii="Arial" w:cs="Arial" w:eastAsia="Arial" w:hAnsi="Arial"/>
@@ -8053,7 +8053,7 @@
               <w:spacing w:after="10" w:before="0"/>
               <w:ind w:left="120"/>
             </w:pPr>
-            <w:hyperlink w:history="1" r:id="rId3syaty8gp5rgsjuujgokm">
+            <w:hyperlink w:history="1" r:id="rIdt0hl_l4fhflzvw09eksrh">
               <w:r>
                 <w:rPr>
                   <w:rFonts w:ascii="Arial" w:cs="Arial" w:eastAsia="Arial" w:hAnsi="Arial"/>
@@ -8578,7 +8578,7 @@
         </w:rPr>
         <w:t xml:space="preserve">© 2026 SeaVuria and ARES. Aligned with KICD objectives. Developed by SeaVuria; technical implementation by ARES (with AI assistance from Claude). Licensed under </w:t>
       </w:r>
-      <w:hyperlink w:history="1" r:id="rIdocaaxt3mr1olyuv70yt24">
+      <w:hyperlink w:history="1" r:id="rIdxooo-e5f7vxrpmfumh01n">
         <w:r>
           <w:rPr>
             <w:rFonts w:ascii="Arial" w:cs="Arial" w:eastAsia="Arial" w:hAnsi="Arial"/>
@@ -8599,7 +8599,7 @@
         </w:rPr>
         <w:t xml:space="preserve"> (</w:t>
       </w:r>
-      <w:hyperlink w:history="1" r:id="rIdd2ex2omoc_a6loitloz4x">
+      <w:hyperlink w:history="1" r:id="rIdd0jmnse5pdghon0ks2nsq">
         <w:r>
           <w:rPr>
             <w:rFonts w:ascii="Arial" w:cs="Arial" w:eastAsia="Arial" w:hAnsi="Arial"/>
@@ -9639,7 +9639,7 @@
             <w:pPr>
               <w:spacing w:after="20" w:before="0"/>
             </w:pPr>
-            <w:hyperlink w:history="1" r:id="rId1q74ze3oxfy_5ttjzya4z">
+            <w:hyperlink w:history="1" r:id="rIdanbsq-aeytzyhf-osgi4o">
               <w:r>
                 <w:rPr>
                   <w:rFonts w:ascii="Arial" w:cs="Arial" w:eastAsia="Arial" w:hAnsi="Arial"/>
@@ -9672,7 +9672,7 @@
               <w:spacing w:after="10" w:before="0"/>
               <w:ind w:left="120"/>
             </w:pPr>
-            <w:hyperlink w:history="1" r:id="rId12ulyzlgdm-eqdoe56f3x">
+            <w:hyperlink w:history="1" r:id="rId-gri8rv6eicnejbo67xs4">
               <w:r>
                 <w:rPr>
                   <w:rFonts w:ascii="Arial" w:cs="Arial" w:eastAsia="Arial" w:hAnsi="Arial"/>
@@ -9717,7 +9717,7 @@
             <w:pPr>
               <w:spacing w:after="20" w:before="0"/>
             </w:pPr>
-            <w:hyperlink w:history="1" r:id="rIdxtknnu3d_wvmspq0aikjf">
+            <w:hyperlink w:history="1" r:id="rIdrjokwjd-bqy3rnlzfpkaz">
               <w:r>
                 <w:rPr>
                   <w:rFonts w:ascii="Arial" w:cs="Arial" w:eastAsia="Arial" w:hAnsi="Arial"/>
@@ -9750,7 +9750,7 @@
               <w:spacing w:after="10" w:before="0"/>
               <w:ind w:left="120"/>
             </w:pPr>
-            <w:hyperlink w:history="1" r:id="rIdzahagk4g8fsyfeho6bdyo">
+            <w:hyperlink w:history="1" r:id="rIdq5ajmgsvt5hflvwf24bhu">
               <w:r>
                 <w:rPr>
                   <w:rFonts w:ascii="Arial" w:cs="Arial" w:eastAsia="Arial" w:hAnsi="Arial"/>
@@ -9950,7 +9950,7 @@
             <w:pPr>
               <w:spacing w:after="20" w:before="0"/>
             </w:pPr>
-            <w:hyperlink w:history="1" r:id="rIdtr2n7jq7k9ykcv4zmah5f">
+            <w:hyperlink w:history="1" r:id="rIdts5nlljvfudtpkndyrujy">
               <w:r>
                 <w:rPr>
                   <w:rFonts w:ascii="Arial" w:cs="Arial" w:eastAsia="Arial" w:hAnsi="Arial"/>
@@ -9983,7 +9983,7 @@
               <w:spacing w:after="10" w:before="0"/>
               <w:ind w:left="120"/>
             </w:pPr>
-            <w:hyperlink w:history="1" r:id="rIdoc4afo6rrpjdczdkylfbi">
+            <w:hyperlink w:history="1" r:id="rIdgwcu6z4jlf2ey-vgmt3mc">
               <w:r>
                 <w:rPr>
                   <w:rFonts w:ascii="Arial" w:cs="Arial" w:eastAsia="Arial" w:hAnsi="Arial"/>
@@ -10028,7 +10028,7 @@
             <w:pPr>
               <w:spacing w:after="20" w:before="0"/>
             </w:pPr>
-            <w:hyperlink w:history="1" r:id="rIdd4txufkkcewhjzgzykrtt">
+            <w:hyperlink w:history="1" r:id="rIdnkpe1cjzdhlwlexp8_8tj">
               <w:r>
                 <w:rPr>
                   <w:rFonts w:ascii="Arial" w:cs="Arial" w:eastAsia="Arial" w:hAnsi="Arial"/>
@@ -10061,7 +10061,7 @@
               <w:spacing w:after="10" w:before="0"/>
               <w:ind w:left="120"/>
             </w:pPr>
-            <w:hyperlink w:history="1" r:id="rId9esgtr-gyo30k3lb1wdn5">
+            <w:hyperlink w:history="1" r:id="rIdekapdwtdwnb7oddqtvq_b">
               <w:r>
                 <w:rPr>
                   <w:rFonts w:ascii="Arial" w:cs="Arial" w:eastAsia="Arial" w:hAnsi="Arial"/>
@@ -10261,7 +10261,7 @@
             <w:pPr>
               <w:spacing w:after="20" w:before="0"/>
             </w:pPr>
-            <w:hyperlink w:history="1" r:id="rId1tqerubdutp9ngexgkbc9">
+            <w:hyperlink w:history="1" r:id="rIdcagbhz5rfr0kd_j_kldjr">
               <w:r>
                 <w:rPr>
                   <w:rFonts w:ascii="Arial" w:cs="Arial" w:eastAsia="Arial" w:hAnsi="Arial"/>
@@ -10310,7 +10310,7 @@
               <w:spacing w:after="10" w:before="0"/>
               <w:ind w:left="120"/>
             </w:pPr>
-            <w:hyperlink w:history="1" r:id="rIdwjum1cb7q7k-vn1j5kpyw">
+            <w:hyperlink w:history="1" r:id="rIdz3u5uaxvsf6t7iqslnusl">
               <w:r>
                 <w:rPr>
                   <w:rFonts w:ascii="Arial" w:cs="Arial" w:eastAsia="Arial" w:hAnsi="Arial"/>
@@ -10355,7 +10355,7 @@
             <w:pPr>
               <w:spacing w:after="20" w:before="0"/>
             </w:pPr>
-            <w:hyperlink w:history="1" r:id="rIduo4t2o_1xrbdoadpdwb-t">
+            <w:hyperlink w:history="1" r:id="rIdzpaqczbarqlwehoe5hqog">
               <w:r>
                 <w:rPr>
                   <w:rFonts w:ascii="Arial" w:cs="Arial" w:eastAsia="Arial" w:hAnsi="Arial"/>
@@ -10404,7 +10404,7 @@
               <w:spacing w:after="10" w:before="0"/>
               <w:ind w:left="120"/>
             </w:pPr>
-            <w:hyperlink w:history="1" r:id="rId4ns9dsvgbjdns1rzg7fsh">
+            <w:hyperlink w:history="1" r:id="rIdjxda-sqbwff5nmjjjk0s3">
               <w:r>
                 <w:rPr>
                   <w:rFonts w:ascii="Arial" w:cs="Arial" w:eastAsia="Arial" w:hAnsi="Arial"/>
@@ -10604,7 +10604,7 @@
             <w:pPr>
               <w:spacing w:after="20" w:before="0"/>
             </w:pPr>
-            <w:hyperlink w:history="1" r:id="rIdc9oahjpjb1ktm-qfi4kjr">
+            <w:hyperlink w:history="1" r:id="rIdge3pxn7poemqjgwyzhv6l">
               <w:r>
                 <w:rPr>
                   <w:rFonts w:ascii="Arial" w:cs="Arial" w:eastAsia="Arial" w:hAnsi="Arial"/>
@@ -10653,7 +10653,7 @@
               <w:spacing w:after="10" w:before="0"/>
               <w:ind w:left="120"/>
             </w:pPr>
-            <w:hyperlink w:history="1" r:id="rId2dmphhgpw274asaydumny">
+            <w:hyperlink w:history="1" r:id="rIdfpmb51-ofl4apmsa5gfr3">
               <w:r>
                 <w:rPr>
                   <w:rFonts w:ascii="Arial" w:cs="Arial" w:eastAsia="Arial" w:hAnsi="Arial"/>
@@ -10698,7 +10698,7 @@
             <w:pPr>
               <w:spacing w:after="20" w:before="0"/>
             </w:pPr>
-            <w:hyperlink w:history="1" r:id="rIdidumwg0u9z5zyr8q1ehso">
+            <w:hyperlink w:history="1" r:id="rIdsr6pbpymxnrscu3siyz20">
               <w:r>
                 <w:rPr>
                   <w:rFonts w:ascii="Arial" w:cs="Arial" w:eastAsia="Arial" w:hAnsi="Arial"/>
@@ -10731,7 +10731,7 @@
               <w:spacing w:after="10" w:before="0"/>
               <w:ind w:left="120"/>
             </w:pPr>
-            <w:hyperlink w:history="1" r:id="rIdbamppvbt9guukzijqnycr">
+            <w:hyperlink w:history="1" r:id="rId9hmcsphgwe7fmcoj2poz7">
               <w:r>
                 <w:rPr>
                   <w:rFonts w:ascii="Arial" w:cs="Arial" w:eastAsia="Arial" w:hAnsi="Arial"/>
@@ -10931,7 +10931,7 @@
             <w:pPr>
               <w:spacing w:after="20" w:before="0"/>
             </w:pPr>
-            <w:hyperlink w:history="1" r:id="rIdfsk0zwwfanbn_msvbymyo">
+            <w:hyperlink w:history="1" r:id="rIdhlbmh3jkcdw8lwqvpbrdw">
               <w:r>
                 <w:rPr>
                   <w:rFonts w:ascii="Arial" w:cs="Arial" w:eastAsia="Arial" w:hAnsi="Arial"/>
@@ -10964,7 +10964,7 @@
               <w:spacing w:after="10" w:before="0"/>
               <w:ind w:left="120"/>
             </w:pPr>
-            <w:hyperlink w:history="1" r:id="rIdg5q1g-7w9o2zhigpoehct">
+            <w:hyperlink w:history="1" r:id="rId8c57wdcmoshdpqvpl9zt4">
               <w:r>
                 <w:rPr>
                   <w:rFonts w:ascii="Arial" w:cs="Arial" w:eastAsia="Arial" w:hAnsi="Arial"/>
@@ -11009,7 +11009,7 @@
             <w:pPr>
               <w:spacing w:after="20" w:before="0"/>
             </w:pPr>
-            <w:hyperlink w:history="1" r:id="rIde3blbsmmqjqffljvzbbnk">
+            <w:hyperlink w:history="1" r:id="rIdgtmnh7txrfbqvye8f3s6c">
               <w:r>
                 <w:rPr>
                   <w:rFonts w:ascii="Arial" w:cs="Arial" w:eastAsia="Arial" w:hAnsi="Arial"/>
@@ -11042,7 +11042,7 @@
               <w:spacing w:after="10" w:before="0"/>
               <w:ind w:left="120"/>
             </w:pPr>
-            <w:hyperlink w:history="1" r:id="rIdy9m8-3jmlfog0af4rtakr">
+            <w:hyperlink w:history="1" r:id="rIddmyv_8x9vky54ogszjmm3">
               <w:r>
                 <w:rPr>
                   <w:rFonts w:ascii="Arial" w:cs="Arial" w:eastAsia="Arial" w:hAnsi="Arial"/>
@@ -11667,7 +11667,7 @@
         </w:rPr>
         <w:t xml:space="preserve">© 2026 SeaVuria and ARES. Aligned with KICD objectives. Developed by SeaVuria; technical implementation by ARES (with AI assistance from Claude). Licensed under </w:t>
       </w:r>
-      <w:hyperlink w:history="1" r:id="rIditrupuivpernwmr8g43cq">
+      <w:hyperlink w:history="1" r:id="rId6eaft9n2u4bvjqbmo-xmr">
         <w:r>
           <w:rPr>
             <w:rFonts w:ascii="Arial" w:cs="Arial" w:eastAsia="Arial" w:hAnsi="Arial"/>
@@ -11688,7 +11688,7 @@
         </w:rPr>
         <w:t xml:space="preserve"> (</w:t>
       </w:r>
-      <w:hyperlink w:history="1" r:id="rId9-zp-jbojxcduapqlbytp">
+      <w:hyperlink w:history="1" r:id="rIdmbsvzu63yhp7xeh9kenoe">
         <w:r>
           <w:rPr>
             <w:rFonts w:ascii="Arial" w:cs="Arial" w:eastAsia="Arial" w:hAnsi="Arial"/>
@@ -12728,7 +12728,7 @@
             <w:pPr>
               <w:spacing w:after="20" w:before="0"/>
             </w:pPr>
-            <w:hyperlink w:history="1" r:id="rId8y7erd17doscyxqkvsliy">
+            <w:hyperlink w:history="1" r:id="rIdqwekgu68p-x3h-pmrbihf">
               <w:r>
                 <w:rPr>
                   <w:rFonts w:ascii="Arial" w:cs="Arial" w:eastAsia="Arial" w:hAnsi="Arial"/>
@@ -12761,7 +12761,7 @@
               <w:spacing w:after="10" w:before="0"/>
               <w:ind w:left="120"/>
             </w:pPr>
-            <w:hyperlink w:history="1" r:id="rId8f4rrydcxq5hougzskitp">
+            <w:hyperlink w:history="1" r:id="rId6nmmtt5h2p4cifdzt1aag">
               <w:r>
                 <w:rPr>
                   <w:rFonts w:ascii="Arial" w:cs="Arial" w:eastAsia="Arial" w:hAnsi="Arial"/>
@@ -12806,7 +12806,7 @@
             <w:pPr>
               <w:spacing w:after="20" w:before="0"/>
             </w:pPr>
-            <w:hyperlink w:history="1" r:id="rIdck7fu7t4tfaa7phkxhpbv">
+            <w:hyperlink w:history="1" r:id="rIdch-egjbfcxfmnq9zw46x8">
               <w:r>
                 <w:rPr>
                   <w:rFonts w:ascii="Arial" w:cs="Arial" w:eastAsia="Arial" w:hAnsi="Arial"/>
@@ -12839,7 +12839,7 @@
               <w:spacing w:after="10" w:before="0"/>
               <w:ind w:left="120"/>
             </w:pPr>
-            <w:hyperlink w:history="1" r:id="rId5dwlzbmccokibvleqj9ic">
+            <w:hyperlink w:history="1" r:id="rIdv6tldcyow61v_xmspzsof">
               <w:r>
                 <w:rPr>
                   <w:rFonts w:ascii="Arial" w:cs="Arial" w:eastAsia="Arial" w:hAnsi="Arial"/>
@@ -13039,7 +13039,7 @@
             <w:pPr>
               <w:spacing w:after="20" w:before="0"/>
             </w:pPr>
-            <w:hyperlink w:history="1" r:id="rIdjgvp-xozzqoi6vgc9skvz">
+            <w:hyperlink w:history="1" r:id="rIddblysbdt4icgsmogisgd8">
               <w:r>
                 <w:rPr>
                   <w:rFonts w:ascii="Arial" w:cs="Arial" w:eastAsia="Arial" w:hAnsi="Arial"/>
@@ -13072,7 +13072,7 @@
               <w:spacing w:after="10" w:before="0"/>
               <w:ind w:left="120"/>
             </w:pPr>
-            <w:hyperlink w:history="1" r:id="rIdjltso1slssmo2ghrkw2db">
+            <w:hyperlink w:history="1" r:id="rId9tnlh328b8t8wyxwnkkng">
               <w:r>
                 <w:rPr>
                   <w:rFonts w:ascii="Arial" w:cs="Arial" w:eastAsia="Arial" w:hAnsi="Arial"/>
@@ -13117,7 +13117,7 @@
             <w:pPr>
               <w:spacing w:after="20" w:before="0"/>
             </w:pPr>
-            <w:hyperlink w:history="1" r:id="rIdetbplrscjgmtsdzfq3tf5">
+            <w:hyperlink w:history="1" r:id="rIdvmo4hlcy5o4cxalqu0d4c">
               <w:r>
                 <w:rPr>
                   <w:rFonts w:ascii="Arial" w:cs="Arial" w:eastAsia="Arial" w:hAnsi="Arial"/>
@@ -13150,7 +13150,7 @@
               <w:spacing w:after="10" w:before="0"/>
               <w:ind w:left="120"/>
             </w:pPr>
-            <w:hyperlink w:history="1" r:id="rIdl_xjznm1mzghmejd7f0je">
+            <w:hyperlink w:history="1" r:id="rIdp0rey7hkrg2fhew8fr2op">
               <w:r>
                 <w:rPr>
                   <w:rFonts w:ascii="Arial" w:cs="Arial" w:eastAsia="Arial" w:hAnsi="Arial"/>
@@ -13350,7 +13350,7 @@
             <w:pPr>
               <w:spacing w:after="20" w:before="0"/>
             </w:pPr>
-            <w:hyperlink w:history="1" r:id="rIdmrwy35pnx544nwd5dhu4w">
+            <w:hyperlink w:history="1" r:id="rIdijkoxvm-sgzlcskj63gqv">
               <w:r>
                 <w:rPr>
                   <w:rFonts w:ascii="Arial" w:cs="Arial" w:eastAsia="Arial" w:hAnsi="Arial"/>
@@ -13383,7 +13383,7 @@
               <w:spacing w:after="10" w:before="0"/>
               <w:ind w:left="120"/>
             </w:pPr>
-            <w:hyperlink w:history="1" r:id="rIdegxlvx-oujt28zkdmfsci">
+            <w:hyperlink w:history="1" r:id="rIdjz4uqafpziqy8rjotahfy">
               <w:r>
                 <w:rPr>
                   <w:rFonts w:ascii="Arial" w:cs="Arial" w:eastAsia="Arial" w:hAnsi="Arial"/>
@@ -13428,7 +13428,7 @@
             <w:pPr>
               <w:spacing w:after="20" w:before="0"/>
             </w:pPr>
-            <w:hyperlink w:history="1" r:id="rIdvnq39obgwxzcjjrbcz2as">
+            <w:hyperlink w:history="1" r:id="rIdk75qkohacxmljqd0l8rox">
               <w:r>
                 <w:rPr>
                   <w:rFonts w:ascii="Arial" w:cs="Arial" w:eastAsia="Arial" w:hAnsi="Arial"/>
@@ -13461,7 +13461,7 @@
               <w:spacing w:after="10" w:before="0"/>
               <w:ind w:left="120"/>
             </w:pPr>
-            <w:hyperlink w:history="1" r:id="rIdjvzqzbcuwxjowas9l-7u2">
+            <w:hyperlink w:history="1" r:id="rId7hfdjlbd729vbvgydo-wc">
               <w:r>
                 <w:rPr>
                   <w:rFonts w:ascii="Arial" w:cs="Arial" w:eastAsia="Arial" w:hAnsi="Arial"/>
@@ -13661,7 +13661,7 @@
             <w:pPr>
               <w:spacing w:after="20" w:before="0"/>
             </w:pPr>
-            <w:hyperlink w:history="1" r:id="rIdv_2cujai6zb379zrpilrd">
+            <w:hyperlink w:history="1" r:id="rIdybm3xdqyuq8j3wvmslhq2">
               <w:r>
                 <w:rPr>
                   <w:rFonts w:ascii="Arial" w:cs="Arial" w:eastAsia="Arial" w:hAnsi="Arial"/>
@@ -13694,7 +13694,7 @@
               <w:spacing w:after="10" w:before="0"/>
               <w:ind w:left="120"/>
             </w:pPr>
-            <w:hyperlink w:history="1" r:id="rIdvrggzmng87jpauemm_f5a">
+            <w:hyperlink w:history="1" r:id="rIdodcl7pqvqjid-aeyf397r">
               <w:r>
                 <w:rPr>
                   <w:rFonts w:ascii="Arial" w:cs="Arial" w:eastAsia="Arial" w:hAnsi="Arial"/>
@@ -13739,7 +13739,7 @@
             <w:pPr>
               <w:spacing w:after="20" w:before="0"/>
             </w:pPr>
-            <w:hyperlink w:history="1" r:id="rIdnmucndcvreu9rvrwnly3m">
+            <w:hyperlink w:history="1" r:id="rId-huxgsub68bx4ij5mglgp">
               <w:r>
                 <w:rPr>
                   <w:rFonts w:ascii="Arial" w:cs="Arial" w:eastAsia="Arial" w:hAnsi="Arial"/>
@@ -13772,7 +13772,7 @@
               <w:spacing w:after="10" w:before="0"/>
               <w:ind w:left="120"/>
             </w:pPr>
-            <w:hyperlink w:history="1" r:id="rIdgikqoom80fje53pr-kx2n">
+            <w:hyperlink w:history="1" r:id="rIdbpg_9v9datyxyoe0vhems">
               <w:r>
                 <w:rPr>
                   <w:rFonts w:ascii="Arial" w:cs="Arial" w:eastAsia="Arial" w:hAnsi="Arial"/>
@@ -13972,7 +13972,7 @@
             <w:pPr>
               <w:spacing w:after="20" w:before="0"/>
             </w:pPr>
-            <w:hyperlink w:history="1" r:id="rIdqwbod8le0n1fioc4p78oy">
+            <w:hyperlink w:history="1" r:id="rIduq7uvfk4ip-vaqd02a5b3">
               <w:r>
                 <w:rPr>
                   <w:rFonts w:ascii="Arial" w:cs="Arial" w:eastAsia="Arial" w:hAnsi="Arial"/>
@@ -14021,7 +14021,7 @@
               <w:spacing w:after="10" w:before="0"/>
               <w:ind w:left="120"/>
             </w:pPr>
-            <w:hyperlink w:history="1" r:id="rId5ti0ew4dgf8swrbnqvoqa">
+            <w:hyperlink w:history="1" r:id="rIduf6dnqzhslr1em9um3erg">
               <w:r>
                 <w:rPr>
                   <w:rFonts w:ascii="Arial" w:cs="Arial" w:eastAsia="Arial" w:hAnsi="Arial"/>
@@ -14066,7 +14066,7 @@
             <w:pPr>
               <w:spacing w:after="20" w:before="0"/>
             </w:pPr>
-            <w:hyperlink w:history="1" r:id="rIdlatzwean8df4ujf30cwkz">
+            <w:hyperlink w:history="1" r:id="rIdr5hd5u2xzoumstgytvpse">
               <w:r>
                 <w:rPr>
                   <w:rFonts w:ascii="Arial" w:cs="Arial" w:eastAsia="Arial" w:hAnsi="Arial"/>
@@ -14099,7 +14099,7 @@
               <w:spacing w:after="10" w:before="0"/>
               <w:ind w:left="120"/>
             </w:pPr>
-            <w:hyperlink w:history="1" r:id="rIdfmxwuetonzp19esds4lpj">
+            <w:hyperlink w:history="1" r:id="rIdko5v5tgiqeekoupyqekzi">
               <w:r>
                 <w:rPr>
                   <w:rFonts w:ascii="Arial" w:cs="Arial" w:eastAsia="Arial" w:hAnsi="Arial"/>
@@ -14624,7 +14624,7 @@
         </w:rPr>
         <w:t xml:space="preserve">© 2026 SeaVuria and ARES. Aligned with KICD objectives. Developed by SeaVuria; technical implementation by ARES (with AI assistance from Claude). Licensed under </w:t>
       </w:r>
-      <w:hyperlink w:history="1" r:id="rIdutecbc39sfsnm1dnbfxen">
+      <w:hyperlink w:history="1" r:id="rIdvnmyzijcutmdrkwcqjw1y">
         <w:r>
           <w:rPr>
             <w:rFonts w:ascii="Arial" w:cs="Arial" w:eastAsia="Arial" w:hAnsi="Arial"/>
@@ -14645,7 +14645,7 @@
         </w:rPr>
         <w:t xml:space="preserve"> (</w:t>
       </w:r>
-      <w:hyperlink w:history="1" r:id="rId9v-oc4xjw033ggfpwb8hs">
+      <w:hyperlink w:history="1" r:id="rId-rulr-fkl-ubawox8qrqe">
         <w:r>
           <w:rPr>
             <w:rFonts w:ascii="Arial" w:cs="Arial" w:eastAsia="Arial" w:hAnsi="Arial"/>
@@ -15685,7 +15685,7 @@
             <w:pPr>
               <w:spacing w:after="20" w:before="0"/>
             </w:pPr>
-            <w:hyperlink w:history="1" r:id="rIdnwfbm0em4wfllb75xotik">
+            <w:hyperlink w:history="1" r:id="rIdt7qxe3yx03x5hrni8emo5">
               <w:r>
                 <w:rPr>
                   <w:rFonts w:ascii="Arial" w:cs="Arial" w:eastAsia="Arial" w:hAnsi="Arial"/>
@@ -15718,7 +15718,7 @@
               <w:spacing w:after="10" w:before="0"/>
               <w:ind w:left="120"/>
             </w:pPr>
-            <w:hyperlink w:history="1" r:id="rIdyvl_lrc1czuuxlngan0hg">
+            <w:hyperlink w:history="1" r:id="rIdfmhjumcw2igcpimgi9bpd">
               <w:r>
                 <w:rPr>
                   <w:rFonts w:ascii="Arial" w:cs="Arial" w:eastAsia="Arial" w:hAnsi="Arial"/>
@@ -15763,7 +15763,7 @@
             <w:pPr>
               <w:spacing w:after="20" w:before="0"/>
             </w:pPr>
-            <w:hyperlink w:history="1" r:id="rIdlfw8lzu33bwob0nw2rx7c">
+            <w:hyperlink w:history="1" r:id="rIdumziigzhxd6ki7-ie_zyz">
               <w:r>
                 <w:rPr>
                   <w:rFonts w:ascii="Arial" w:cs="Arial" w:eastAsia="Arial" w:hAnsi="Arial"/>
@@ -15796,7 +15796,7 @@
               <w:spacing w:after="10" w:before="0"/>
               <w:ind w:left="120"/>
             </w:pPr>
-            <w:hyperlink w:history="1" r:id="rIdwcr0bovnucbyvfd7ure4w">
+            <w:hyperlink w:history="1" r:id="rIdeel90jmfqqmwjbhrxwajr">
               <w:r>
                 <w:rPr>
                   <w:rFonts w:ascii="Arial" w:cs="Arial" w:eastAsia="Arial" w:hAnsi="Arial"/>
@@ -15996,7 +15996,7 @@
             <w:pPr>
               <w:spacing w:after="20" w:before="0"/>
             </w:pPr>
-            <w:hyperlink w:history="1" r:id="rIdknlfyoo0wqpvvt9v1lfat">
+            <w:hyperlink w:history="1" r:id="rIdekxkueinlk0traqn-uer6">
               <w:r>
                 <w:rPr>
                   <w:rFonts w:ascii="Arial" w:cs="Arial" w:eastAsia="Arial" w:hAnsi="Arial"/>
@@ -16029,7 +16029,7 @@
               <w:spacing w:after="10" w:before="0"/>
               <w:ind w:left="120"/>
             </w:pPr>
-            <w:hyperlink w:history="1" r:id="rIdloxydrqew-eigepzbhzw1">
+            <w:hyperlink w:history="1" r:id="rIdxpcoklmpxe2nrvmizdlqk">
               <w:r>
                 <w:rPr>
                   <w:rFonts w:ascii="Arial" w:cs="Arial" w:eastAsia="Arial" w:hAnsi="Arial"/>
@@ -16074,7 +16074,7 @@
             <w:pPr>
               <w:spacing w:after="20" w:before="0"/>
             </w:pPr>
-            <w:hyperlink w:history="1" r:id="rIdbyob27duo8feyn2q05qyl">
+            <w:hyperlink w:history="1" r:id="rId3757mwtije7qh8_wstly2">
               <w:r>
                 <w:rPr>
                   <w:rFonts w:ascii="Arial" w:cs="Arial" w:eastAsia="Arial" w:hAnsi="Arial"/>
@@ -16107,7 +16107,7 @@
               <w:spacing w:after="10" w:before="0"/>
               <w:ind w:left="120"/>
             </w:pPr>
-            <w:hyperlink w:history="1" r:id="rIdu_0vlvgzhix_ae4ab7x1c">
+            <w:hyperlink w:history="1" r:id="rIdbujhnurutnpcfh1yqqybv">
               <w:r>
                 <w:rPr>
                   <w:rFonts w:ascii="Arial" w:cs="Arial" w:eastAsia="Arial" w:hAnsi="Arial"/>
@@ -16307,7 +16307,7 @@
             <w:pPr>
               <w:spacing w:after="20" w:before="0"/>
             </w:pPr>
-            <w:hyperlink w:history="1" r:id="rId6-spcm4edhyowkhd4gmyz">
+            <w:hyperlink w:history="1" r:id="rIduuggxgpivyhfokjjrpzoh">
               <w:r>
                 <w:rPr>
                   <w:rFonts w:ascii="Arial" w:cs="Arial" w:eastAsia="Arial" w:hAnsi="Arial"/>
@@ -16340,7 +16340,7 @@
               <w:spacing w:after="10" w:before="0"/>
               <w:ind w:left="120"/>
             </w:pPr>
-            <w:hyperlink w:history="1" r:id="rIdyiyvy_px8qp2m18msui4l">
+            <w:hyperlink w:history="1" r:id="rId058blbth6tm95m2otzs2w">
               <w:r>
                 <w:rPr>
                   <w:rFonts w:ascii="Arial" w:cs="Arial" w:eastAsia="Arial" w:hAnsi="Arial"/>
@@ -16385,7 +16385,7 @@
             <w:pPr>
               <w:spacing w:after="20" w:before="0"/>
             </w:pPr>
-            <w:hyperlink w:history="1" r:id="rIdortexx2v1nkeobf7aa_il">
+            <w:hyperlink w:history="1" r:id="rIdm5nq8qtrf_8bgjg_pe_bv">
               <w:r>
                 <w:rPr>
                   <w:rFonts w:ascii="Arial" w:cs="Arial" w:eastAsia="Arial" w:hAnsi="Arial"/>
@@ -16418,7 +16418,7 @@
               <w:spacing w:after="10" w:before="0"/>
               <w:ind w:left="120"/>
             </w:pPr>
-            <w:hyperlink w:history="1" r:id="rIdp1xhf89m-pofhrqax6qrc">
+            <w:hyperlink w:history="1" r:id="rIdbnlz9qlwzxwygrchb0vy-">
               <w:r>
                 <w:rPr>
                   <w:rFonts w:ascii="Arial" w:cs="Arial" w:eastAsia="Arial" w:hAnsi="Arial"/>
@@ -16618,7 +16618,7 @@
             <w:pPr>
               <w:spacing w:after="20" w:before="0"/>
             </w:pPr>
-            <w:hyperlink w:history="1" r:id="rIdgxy6vox4zbgutyrblib9d">
+            <w:hyperlink w:history="1" r:id="rIdxjk7nhxk7w_nx-hqetjkj">
               <w:r>
                 <w:rPr>
                   <w:rFonts w:ascii="Arial" w:cs="Arial" w:eastAsia="Arial" w:hAnsi="Arial"/>
@@ -16651,7 +16651,7 @@
               <w:spacing w:after="10" w:before="0"/>
               <w:ind w:left="120"/>
             </w:pPr>
-            <w:hyperlink w:history="1" r:id="rIdizbq2ok7u5bbvauoul6bb">
+            <w:hyperlink w:history="1" r:id="rIdgmufj9sgxrrgodvjbwxoq">
               <w:r>
                 <w:rPr>
                   <w:rFonts w:ascii="Arial" w:cs="Arial" w:eastAsia="Arial" w:hAnsi="Arial"/>
@@ -16696,7 +16696,7 @@
             <w:pPr>
               <w:spacing w:after="20" w:before="0"/>
             </w:pPr>
-            <w:hyperlink w:history="1" r:id="rIdbnib3tjcnkzo86cws5y7q">
+            <w:hyperlink w:history="1" r:id="rId1ua0w4d5b6w6hqetm9zcj">
               <w:r>
                 <w:rPr>
                   <w:rFonts w:ascii="Arial" w:cs="Arial" w:eastAsia="Arial" w:hAnsi="Arial"/>
@@ -16729,7 +16729,7 @@
               <w:spacing w:after="10" w:before="0"/>
               <w:ind w:left="120"/>
             </w:pPr>
-            <w:hyperlink w:history="1" r:id="rIdkspqiqknmt81h_z7lphfj">
+            <w:hyperlink w:history="1" r:id="rIdb_kx0h_apxrgafs9swzc4">
               <w:r>
                 <w:rPr>
                   <w:rFonts w:ascii="Arial" w:cs="Arial" w:eastAsia="Arial" w:hAnsi="Arial"/>
@@ -16929,7 +16929,7 @@
             <w:pPr>
               <w:spacing w:after="20" w:before="0"/>
             </w:pPr>
-            <w:hyperlink w:history="1" r:id="rId3m_ixityztc0xqmpdu3qs">
+            <w:hyperlink w:history="1" r:id="rIdz63enhtxwzenc_f81ren3">
               <w:r>
                 <w:rPr>
                   <w:rFonts w:ascii="Arial" w:cs="Arial" w:eastAsia="Arial" w:hAnsi="Arial"/>
@@ -16978,7 +16978,7 @@
               <w:spacing w:after="10" w:before="0"/>
               <w:ind w:left="120"/>
             </w:pPr>
-            <w:hyperlink w:history="1" r:id="rIdzzru_uqltqivyvfcyfgty">
+            <w:hyperlink w:history="1" r:id="rIdlah4uskd8hprl1fqn61ax">
               <w:r>
                 <w:rPr>
                   <w:rFonts w:ascii="Arial" w:cs="Arial" w:eastAsia="Arial" w:hAnsi="Arial"/>
@@ -17023,7 +17023,7 @@
             <w:pPr>
               <w:spacing w:after="20" w:before="0"/>
             </w:pPr>
-            <w:hyperlink w:history="1" r:id="rIdhaedbaopqhgs5_lsjw7t2">
+            <w:hyperlink w:history="1" r:id="rId34s9rqgovy1pnotvitjak">
               <w:r>
                 <w:rPr>
                   <w:rFonts w:ascii="Arial" w:cs="Arial" w:eastAsia="Arial" w:hAnsi="Arial"/>
@@ -17056,7 +17056,7 @@
               <w:spacing w:after="10" w:before="0"/>
               <w:ind w:left="120"/>
             </w:pPr>
-            <w:hyperlink w:history="1" r:id="rIdmwxecfmibegbeh_kko5zs">
+            <w:hyperlink w:history="1" r:id="rIdj8sep0rvcesygu8eptyju">
               <w:r>
                 <w:rPr>
                   <w:rFonts w:ascii="Arial" w:cs="Arial" w:eastAsia="Arial" w:hAnsi="Arial"/>
@@ -17581,7 +17581,7 @@
         </w:rPr>
         <w:t xml:space="preserve">© 2026 SeaVuria and ARES. Aligned with KICD objectives. Developed by SeaVuria; technical implementation by ARES (with AI assistance from Claude). Licensed under </w:t>
       </w:r>
-      <w:hyperlink w:history="1" r:id="rIdqrll9mnfli8dencmt7pmv">
+      <w:hyperlink w:history="1" r:id="rIdkhwg5wqtmwmwzoxginbga">
         <w:r>
           <w:rPr>
             <w:rFonts w:ascii="Arial" w:cs="Arial" w:eastAsia="Arial" w:hAnsi="Arial"/>
@@ -17602,7 +17602,7 @@
         </w:rPr>
         <w:t xml:space="preserve"> (</w:t>
       </w:r>
-      <w:hyperlink w:history="1" r:id="rIdn2xnnpj3mwc-styvrzkqp">
+      <w:hyperlink w:history="1" r:id="rIdg4ozbsvk3hktnywklmhyq">
         <w:r>
           <w:rPr>
             <w:rFonts w:ascii="Arial" w:cs="Arial" w:eastAsia="Arial" w:hAnsi="Arial"/>
@@ -18659,7 +18659,7 @@
               <w:spacing w:after="10" w:before="0"/>
               <w:ind w:left="120"/>
             </w:pPr>
-            <w:hyperlink w:history="1" r:id="rIdndgcuxkzae9z5ivyngmbw">
+            <w:hyperlink w:history="1" r:id="rIdov5ffjmdyl3pdgnnpqn41">
               <w:r>
                 <w:rPr>
                   <w:rFonts w:ascii="Arial" w:cs="Arial" w:eastAsia="Arial" w:hAnsi="Arial"/>
@@ -18736,7 +18736,7 @@
               <w:spacing w:after="10" w:before="0"/>
               <w:ind w:left="120"/>
             </w:pPr>
-            <w:hyperlink w:history="1" r:id="rId5ad-ujgvokmo74h5ltemg">
+            <w:hyperlink w:history="1" r:id="rIdtyifcaqi9_opjbl3nmt_e">
               <w:r>
                 <w:rPr>
                   <w:rFonts w:ascii="Arial" w:cs="Arial" w:eastAsia="Arial" w:hAnsi="Arial"/>
@@ -18968,7 +18968,7 @@
               <w:spacing w:after="10" w:before="0"/>
               <w:ind w:left="120"/>
             </w:pPr>
-            <w:hyperlink w:history="1" r:id="rId6le2nhkmz0govh4rzqfzf">
+            <w:hyperlink w:history="1" r:id="rIdcut2jbquh3v-8vvd90wrq">
               <w:r>
                 <w:rPr>
                   <w:rFonts w:ascii="Arial" w:cs="Arial" w:eastAsia="Arial" w:hAnsi="Arial"/>
@@ -19045,7 +19045,7 @@
               <w:spacing w:after="10" w:before="0"/>
               <w:ind w:left="120"/>
             </w:pPr>
-            <w:hyperlink w:history="1" r:id="rIdcuczl63vzrv60vbkr0r3u">
+            <w:hyperlink w:history="1" r:id="rIdsctoh4pr3paza5nceflxz">
               <w:r>
                 <w:rPr>
                   <w:rFonts w:ascii="Arial" w:cs="Arial" w:eastAsia="Arial" w:hAnsi="Arial"/>
@@ -19277,7 +19277,7 @@
               <w:spacing w:after="10" w:before="0"/>
               <w:ind w:left="120"/>
             </w:pPr>
-            <w:hyperlink w:history="1" r:id="rIdqnfjq_vw4ictpady89ro7">
+            <w:hyperlink w:history="1" r:id="rIdvhovpjwviox9icekffwk3">
               <w:r>
                 <w:rPr>
                   <w:rFonts w:ascii="Arial" w:cs="Arial" w:eastAsia="Arial" w:hAnsi="Arial"/>
@@ -19354,7 +19354,7 @@
               <w:spacing w:after="10" w:before="0"/>
               <w:ind w:left="120"/>
             </w:pPr>
-            <w:hyperlink w:history="1" r:id="rId36eqn3w3xswmcnocu1g9g">
+            <w:hyperlink w:history="1" r:id="rIdfliiuxb5ug94xqwqnflqm">
               <w:r>
                 <w:rPr>
                   <w:rFonts w:ascii="Arial" w:cs="Arial" w:eastAsia="Arial" w:hAnsi="Arial"/>
@@ -19586,7 +19586,7 @@
               <w:spacing w:after="10" w:before="0"/>
               <w:ind w:left="120"/>
             </w:pPr>
-            <w:hyperlink w:history="1" r:id="rId4acj5xntzg9fp3j47wx7z">
+            <w:hyperlink w:history="1" r:id="rIdp4f84epl28vhkbclitz7m">
               <w:r>
                 <w:rPr>
                   <w:rFonts w:ascii="Arial" w:cs="Arial" w:eastAsia="Arial" w:hAnsi="Arial"/>
@@ -19663,7 +19663,7 @@
               <w:spacing w:after="10" w:before="0"/>
               <w:ind w:left="120"/>
             </w:pPr>
-            <w:hyperlink w:history="1" r:id="rIdwkn88pgv98l9-q_ktpkzl">
+            <w:hyperlink w:history="1" r:id="rIdwklls6hq-qs4ektmsgvtn">
               <w:r>
                 <w:rPr>
                   <w:rFonts w:ascii="Arial" w:cs="Arial" w:eastAsia="Arial" w:hAnsi="Arial"/>
@@ -19895,7 +19895,7 @@
               <w:spacing w:after="10" w:before="0"/>
               <w:ind w:left="120"/>
             </w:pPr>
-            <w:hyperlink w:history="1" r:id="rId7wtasl7wjihvioskajx18">
+            <w:hyperlink w:history="1" r:id="rIde5jojbukvhvwppgv_-ufr">
               <w:r>
                 <w:rPr>
                   <w:rFonts w:ascii="Arial" w:cs="Arial" w:eastAsia="Arial" w:hAnsi="Arial"/>
@@ -19972,7 +19972,7 @@
               <w:spacing w:after="10" w:before="0"/>
               <w:ind w:left="120"/>
             </w:pPr>
-            <w:hyperlink w:history="1" r:id="rId7ejpa5ycvwynayhvxvb7_">
+            <w:hyperlink w:history="1" r:id="rIdaxoro-qupz61zrcm91kzq">
               <w:r>
                 <w:rPr>
                   <w:rFonts w:ascii="Arial" w:cs="Arial" w:eastAsia="Arial" w:hAnsi="Arial"/>
@@ -20512,7 +20512,7 @@
         </w:rPr>
         <w:t xml:space="preserve">© 2026 SeaVuria and ARES. Aligned with KICD objectives. Developed by SeaVuria; technical implementation by ARES (with AI assistance from Claude). Licensed under </w:t>
       </w:r>
-      <w:hyperlink w:history="1" r:id="rIdc5u-jdmf_mll5dkobhl3p">
+      <w:hyperlink w:history="1" r:id="rIdv2qwfcvar1b5peveidbsl">
         <w:r>
           <w:rPr>
             <w:rFonts w:ascii="Arial" w:cs="Arial" w:eastAsia="Arial" w:hAnsi="Arial"/>
@@ -20533,7 +20533,7 @@
         </w:rPr>
         <w:t xml:space="preserve"> (</w:t>
       </w:r>
-      <w:hyperlink w:history="1" r:id="rIdsrortmdehwhyr3b6yjaoi">
+      <w:hyperlink w:history="1" r:id="rIdazpsa1q-_kgvodpujmahk">
         <w:r>
           <w:rPr>
             <w:rFonts w:ascii="Arial" w:cs="Arial" w:eastAsia="Arial" w:hAnsi="Arial"/>
@@ -21590,7 +21590,7 @@
               <w:spacing w:after="10" w:before="0"/>
               <w:ind w:left="120"/>
             </w:pPr>
-            <w:hyperlink w:history="1" r:id="rIdhusorge8kgp9vhwg2qr8s">
+            <w:hyperlink w:history="1" r:id="rId5bbbiv_5cthcgmmzkwy83">
               <w:r>
                 <w:rPr>
                   <w:rFonts w:ascii="Arial" w:cs="Arial" w:eastAsia="Arial" w:hAnsi="Arial"/>
@@ -21667,7 +21667,7 @@
               <w:spacing w:after="10" w:before="0"/>
               <w:ind w:left="120"/>
             </w:pPr>
-            <w:hyperlink w:history="1" r:id="rIdsqxnhhyxnutlrtbds3dm0">
+            <w:hyperlink w:history="1" r:id="rIdzv94suhsb8mu5_dsgkvth">
               <w:r>
                 <w:rPr>
                   <w:rFonts w:ascii="Arial" w:cs="Arial" w:eastAsia="Arial" w:hAnsi="Arial"/>
@@ -21899,7 +21899,7 @@
               <w:spacing w:after="10" w:before="0"/>
               <w:ind w:left="120"/>
             </w:pPr>
-            <w:hyperlink w:history="1" r:id="rIdfgbzmoiip4yjvrny4fj3c">
+            <w:hyperlink w:history="1" r:id="rIdiyv0dkr5nmapstqd53vlh">
               <w:r>
                 <w:rPr>
                   <w:rFonts w:ascii="Arial" w:cs="Arial" w:eastAsia="Arial" w:hAnsi="Arial"/>
@@ -21976,7 +21976,7 @@
               <w:spacing w:after="10" w:before="0"/>
               <w:ind w:left="120"/>
             </w:pPr>
-            <w:hyperlink w:history="1" r:id="rIdrwuw4puozdyiwad_-meyr">
+            <w:hyperlink w:history="1" r:id="rIdr3mkbei1niww4gzykfxns">
               <w:r>
                 <w:rPr>
                   <w:rFonts w:ascii="Arial" w:cs="Arial" w:eastAsia="Arial" w:hAnsi="Arial"/>
@@ -22208,7 +22208,7 @@
               <w:spacing w:after="10" w:before="0"/>
               <w:ind w:left="120"/>
             </w:pPr>
-            <w:hyperlink w:history="1" r:id="rIdsrqqiky3vek7q5nblvopy">
+            <w:hyperlink w:history="1" r:id="rIdbbhix31nngfih8s8bwtjc">
               <w:r>
                 <w:rPr>
                   <w:rFonts w:ascii="Arial" w:cs="Arial" w:eastAsia="Arial" w:hAnsi="Arial"/>
@@ -22285,7 +22285,7 @@
               <w:spacing w:after="10" w:before="0"/>
               <w:ind w:left="120"/>
             </w:pPr>
-            <w:hyperlink w:history="1" r:id="rIdsoatuqjs8eoa2wi7lpyum">
+            <w:hyperlink w:history="1" r:id="rIduipmvqujk1wre4bx3bxac">
               <w:r>
                 <w:rPr>
                   <w:rFonts w:ascii="Arial" w:cs="Arial" w:eastAsia="Arial" w:hAnsi="Arial"/>
@@ -22517,7 +22517,7 @@
               <w:spacing w:after="10" w:before="0"/>
               <w:ind w:left="120"/>
             </w:pPr>
-            <w:hyperlink w:history="1" r:id="rIdfduhuphjkkqkmwsqcz__7">
+            <w:hyperlink w:history="1" r:id="rIdheyp804tk0l8nbidtxy1l">
               <w:r>
                 <w:rPr>
                   <w:rFonts w:ascii="Arial" w:cs="Arial" w:eastAsia="Arial" w:hAnsi="Arial"/>
@@ -22594,7 +22594,7 @@
               <w:spacing w:after="10" w:before="0"/>
               <w:ind w:left="120"/>
             </w:pPr>
-            <w:hyperlink w:history="1" r:id="rIda_vkyw1wqglxwlx08uqzm">
+            <w:hyperlink w:history="1" r:id="rIda6liv6ftarwvq1wk9mhsb">
               <w:r>
                 <w:rPr>
                   <w:rFonts w:ascii="Arial" w:cs="Arial" w:eastAsia="Arial" w:hAnsi="Arial"/>
@@ -22826,7 +22826,7 @@
               <w:spacing w:after="10" w:before="0"/>
               <w:ind w:left="120"/>
             </w:pPr>
-            <w:hyperlink w:history="1" r:id="rIdxulctmywjvryat5cvxvnh">
+            <w:hyperlink w:history="1" r:id="rIdsl7kwtwyhbztootd3h2hg">
               <w:r>
                 <w:rPr>
                   <w:rFonts w:ascii="Arial" w:cs="Arial" w:eastAsia="Arial" w:hAnsi="Arial"/>
@@ -22903,7 +22903,7 @@
               <w:spacing w:after="10" w:before="0"/>
               <w:ind w:left="120"/>
             </w:pPr>
-            <w:hyperlink w:history="1" r:id="rId5ckqvwhy180oe0wtko4gk">
+            <w:hyperlink w:history="1" r:id="rIdim_untsn7hujert7qkcsr">
               <w:r>
                 <w:rPr>
                   <w:rFonts w:ascii="Arial" w:cs="Arial" w:eastAsia="Arial" w:hAnsi="Arial"/>
@@ -23443,7 +23443,7 @@
         </w:rPr>
         <w:t xml:space="preserve">© 2026 SeaVuria and ARES. Aligned with KICD objectives. Developed by SeaVuria; technical implementation by ARES (with AI assistance from Claude). Licensed under </w:t>
       </w:r>
-      <w:hyperlink w:history="1" r:id="rIdu82gkipdi4xljrkhvy-yu">
+      <w:hyperlink w:history="1" r:id="rIdwjfk-pqgdjckfg1wrwcl9">
         <w:r>
           <w:rPr>
             <w:rFonts w:ascii="Arial" w:cs="Arial" w:eastAsia="Arial" w:hAnsi="Arial"/>
@@ -23464,7 +23464,7 @@
         </w:rPr>
         <w:t xml:space="preserve"> (</w:t>
       </w:r>
-      <w:hyperlink w:history="1" r:id="rIduc0oadgvrck1ow1b48pmd">
+      <w:hyperlink w:history="1" r:id="rId0yeajrz8uzsengds5wufa">
         <w:r>
           <w:rPr>
             <w:rFonts w:ascii="Arial" w:cs="Arial" w:eastAsia="Arial" w:hAnsi="Arial"/>
@@ -24504,7 +24504,7 @@
             <w:pPr>
               <w:spacing w:after="20" w:before="0"/>
             </w:pPr>
-            <w:hyperlink w:history="1" r:id="rIdyjvdqjhhraza2oi-r_kx2">
+            <w:hyperlink w:history="1" r:id="rIdipiuu6ckyesqmsor7p0ss">
               <w:r>
                 <w:rPr>
                   <w:rFonts w:ascii="Arial" w:cs="Arial" w:eastAsia="Arial" w:hAnsi="Arial"/>
@@ -24553,7 +24553,7 @@
               <w:spacing w:after="10" w:before="0"/>
               <w:ind w:left="120"/>
             </w:pPr>
-            <w:hyperlink w:history="1" r:id="rIds3jmirspgfyxmz-o5wdck">
+            <w:hyperlink w:history="1" r:id="rIdxwl1akvra7rnkp6suzniz">
               <w:r>
                 <w:rPr>
                   <w:rFonts w:ascii="Arial" w:cs="Arial" w:eastAsia="Arial" w:hAnsi="Arial"/>
@@ -24615,7 +24615,7 @@
               <w:spacing w:after="10" w:before="0"/>
               <w:ind w:left="120"/>
             </w:pPr>
-            <w:hyperlink w:history="1" r:id="rId9rkympfqoslhwfypqp7zx">
+            <w:hyperlink w:history="1" r:id="rIdsjpvnlxa8ccgmldj6zbeo">
               <w:r>
                 <w:rPr>
                   <w:rFonts w:ascii="Arial" w:cs="Arial" w:eastAsia="Arial" w:hAnsi="Arial"/>
@@ -24830,7 +24830,7 @@
             <w:pPr>
               <w:spacing w:after="20" w:before="0"/>
             </w:pPr>
-            <w:hyperlink w:history="1" r:id="rIdhhqed81g-xjyn5tdkg0mv">
+            <w:hyperlink w:history="1" r:id="rIdwmxf8sdbmrm1rlwhf7yln">
               <w:r>
                 <w:rPr>
                   <w:rFonts w:ascii="Arial" w:cs="Arial" w:eastAsia="Arial" w:hAnsi="Arial"/>
@@ -24879,7 +24879,7 @@
               <w:spacing w:after="10" w:before="0"/>
               <w:ind w:left="120"/>
             </w:pPr>
-            <w:hyperlink w:history="1" r:id="rId87cvkea0fkb-docropkzy">
+            <w:hyperlink w:history="1" r:id="rIdsdtstwbr8xn6ayj55dary">
               <w:r>
                 <w:rPr>
                   <w:rFonts w:ascii="Arial" w:cs="Arial" w:eastAsia="Arial" w:hAnsi="Arial"/>
@@ -24941,7 +24941,7 @@
               <w:spacing w:after="10" w:before="0"/>
               <w:ind w:left="120"/>
             </w:pPr>
-            <w:hyperlink w:history="1" r:id="rIdvmzgi4nbn0i3sy6t1wuj2">
+            <w:hyperlink w:history="1" r:id="rIdxfds4nyrpzoclcmsh6kko">
               <w:r>
                 <w:rPr>
                   <w:rFonts w:ascii="Arial" w:cs="Arial" w:eastAsia="Arial" w:hAnsi="Arial"/>
@@ -25156,7 +25156,7 @@
             <w:pPr>
               <w:spacing w:after="20" w:before="0"/>
             </w:pPr>
-            <w:hyperlink w:history="1" r:id="rId9clbndzjgla2xtiwa-k4v">
+            <w:hyperlink w:history="1" r:id="rId2xoklj9ug06uhgyk4xgnd">
               <w:r>
                 <w:rPr>
                   <w:rFonts w:ascii="Arial" w:cs="Arial" w:eastAsia="Arial" w:hAnsi="Arial"/>
@@ -25205,7 +25205,7 @@
               <w:spacing w:after="10" w:before="0"/>
               <w:ind w:left="120"/>
             </w:pPr>
-            <w:hyperlink w:history="1" r:id="rIdz0urndc9iljq9ptoxvgwm">
+            <w:hyperlink w:history="1" r:id="rIdysltegig0h_vcrylo9xxw">
               <w:r>
                 <w:rPr>
                   <w:rFonts w:ascii="Arial" w:cs="Arial" w:eastAsia="Arial" w:hAnsi="Arial"/>
@@ -25267,7 +25267,7 @@
               <w:spacing w:after="10" w:before="0"/>
               <w:ind w:left="120"/>
             </w:pPr>
-            <w:hyperlink w:history="1" r:id="rIderyrotemv2ub2adpwdmup">
+            <w:hyperlink w:history="1" r:id="rIdqtydfa7r3_xnlgyctcu9u">
               <w:r>
                 <w:rPr>
                   <w:rFonts w:ascii="Arial" w:cs="Arial" w:eastAsia="Arial" w:hAnsi="Arial"/>
@@ -25482,7 +25482,7 @@
             <w:pPr>
               <w:spacing w:after="20" w:before="0"/>
             </w:pPr>
-            <w:hyperlink w:history="1" r:id="rId1lnzxwq5wg7zadb4pq1uk">
+            <w:hyperlink w:history="1" r:id="rIdzqvu79kifgxpkkobmxtp9">
               <w:r>
                 <w:rPr>
                   <w:rFonts w:ascii="Arial" w:cs="Arial" w:eastAsia="Arial" w:hAnsi="Arial"/>
@@ -25531,7 +25531,7 @@
               <w:spacing w:after="10" w:before="0"/>
               <w:ind w:left="120"/>
             </w:pPr>
-            <w:hyperlink w:history="1" r:id="rIdimks_cy3q38ofm-esayep">
+            <w:hyperlink w:history="1" r:id="rIdiigkvonbdgz54dvyartvi">
               <w:r>
                 <w:rPr>
                   <w:rFonts w:ascii="Arial" w:cs="Arial" w:eastAsia="Arial" w:hAnsi="Arial"/>
@@ -25593,7 +25593,7 @@
               <w:spacing w:after="10" w:before="0"/>
               <w:ind w:left="120"/>
             </w:pPr>
-            <w:hyperlink w:history="1" r:id="rIdgs_olke8ka1kvqugfs9dc">
+            <w:hyperlink w:history="1" r:id="rIdpqssoijvr-ku8kjk3rz0b">
               <w:r>
                 <w:rPr>
                   <w:rFonts w:ascii="Arial" w:cs="Arial" w:eastAsia="Arial" w:hAnsi="Arial"/>
@@ -25808,7 +25808,7 @@
             <w:pPr>
               <w:spacing w:after="20" w:before="0"/>
             </w:pPr>
-            <w:hyperlink w:history="1" r:id="rIdbtdpi9ucv3egeqr9gahj4">
+            <w:hyperlink w:history="1" r:id="rIdfyzj788k4i1jj9__ndia6">
               <w:r>
                 <w:rPr>
                   <w:rFonts w:ascii="Arial" w:cs="Arial" w:eastAsia="Arial" w:hAnsi="Arial"/>
@@ -25857,7 +25857,7 @@
               <w:spacing w:after="10" w:before="0"/>
               <w:ind w:left="120"/>
             </w:pPr>
-            <w:hyperlink w:history="1" r:id="rIdejixed0bssqiwtiivm8ph">
+            <w:hyperlink w:history="1" r:id="rIdkm2wei3m1rhfnla_bgeyg">
               <w:r>
                 <w:rPr>
                   <w:rFonts w:ascii="Arial" w:cs="Arial" w:eastAsia="Arial" w:hAnsi="Arial"/>
@@ -25919,7 +25919,7 @@
               <w:spacing w:after="10" w:before="0"/>
               <w:ind w:left="120"/>
             </w:pPr>
-            <w:hyperlink w:history="1" r:id="rId-qba1kxbaqzxhwi74rxwz">
+            <w:hyperlink w:history="1" r:id="rIdgjmiuuhmpxvao0itpmhoi">
               <w:r>
                 <w:rPr>
                   <w:rFonts w:ascii="Arial" w:cs="Arial" w:eastAsia="Arial" w:hAnsi="Arial"/>
@@ -26459,7 +26459,7 @@
         </w:rPr>
         <w:t xml:space="preserve">© 2026 SeaVuria and ARES. Aligned with KICD objectives. Developed by SeaVuria; technical implementation by ARES (with AI assistance from Claude). Licensed under </w:t>
       </w:r>
-      <w:hyperlink w:history="1" r:id="rId085kqt7ygkzlzycx7x-1w">
+      <w:hyperlink w:history="1" r:id="rIdptipnw3kdp7konpuzowdy">
         <w:r>
           <w:rPr>
             <w:rFonts w:ascii="Arial" w:cs="Arial" w:eastAsia="Arial" w:hAnsi="Arial"/>
@@ -26480,7 +26480,7 @@
         </w:rPr>
         <w:t xml:space="preserve"> (</w:t>
       </w:r>
-      <w:hyperlink w:history="1" r:id="rId5hihkbiofm9ng9f4hze4l">
+      <w:hyperlink w:history="1" r:id="rIde8g8rkkl1gvcl4zyzpvsr">
         <w:r>
           <w:rPr>
             <w:rFonts w:ascii="Arial" w:cs="Arial" w:eastAsia="Arial" w:hAnsi="Arial"/>
